--- a/pract-12-awdf-24cs047.docx
+++ b/pract-12-awdf-24cs047.docx
@@ -764,11 +764,6 @@
               <w:jc w:val="left"/>
             </w:pPr>
             <w:r>
-              <w:rPr>
-                <w:rFonts w:ascii="Times New Roman" w:hAnsi="Times New Roman"/>
-                <w:b/>
-                <w:sz w:val="22"/>
-              </w:rPr>
               <w:t>GitHub Link Repository Link: https://github.com/24CS047Manav/Awdf_Practica_12</w:t>
             </w:r>
           </w:p>

--- a/pract-12-awdf-24cs047.docx
+++ b/pract-12-awdf-24cs047.docx
@@ -68,6 +68,7 @@
         </w:tblPrEx>
         <w:trPr>
           <w:trHeight w:val="285" w:hRule="atLeast"/>
+          <w:cantSplit/>
         </w:trPr>
         <w:tc>
           <w:tcPr>
@@ -88,6 +89,7 @@
           <w:p>
             <w:pPr>
               <w:spacing w:after="0" w:line="240" w:lineRule="auto"/>
+              <w:jc w:val="left"/>
               <w:rPr>
                 <w:rFonts w:ascii="Times New Roman" w:hAnsi="Times New Roman" w:eastAsia="Times New Roman" w:cs="Times New Roman"/>
                 <w:color w:val="000000"/>
@@ -125,6 +127,7 @@
           <w:p>
             <w:pPr>
               <w:spacing w:after="0" w:line="240" w:lineRule="auto"/>
+              <w:jc w:val="left"/>
               <w:rPr>
                 <w:rFonts w:hint="default" w:ascii="Times New Roman" w:hAnsi="Times New Roman" w:eastAsia="Times New Roman" w:cs="Times New Roman"/>
                 <w:b/>
@@ -172,6 +175,7 @@
           <w:p>
             <w:pPr>
               <w:spacing w:after="0" w:line="240" w:lineRule="auto"/>
+              <w:jc w:val="left"/>
               <w:rPr>
                 <w:rFonts w:ascii="Times New Roman" w:hAnsi="Times New Roman" w:eastAsia="Times New Roman" w:cs="Times New Roman"/>
                 <w:sz w:val="24"/>
@@ -208,6 +212,7 @@
           <w:p>
             <w:pPr>
               <w:spacing w:after="0" w:line="240" w:lineRule="auto"/>
+              <w:jc w:val="left"/>
               <w:rPr>
                 <w:rFonts w:hint="default" w:ascii="Times New Roman" w:hAnsi="Times New Roman" w:eastAsia="Times New Roman" w:cs="Times New Roman"/>
                 <w:b/>
@@ -248,6 +253,7 @@
         </w:tblPrEx>
         <w:trPr>
           <w:trHeight w:val="285" w:hRule="atLeast"/>
+          <w:cantSplit/>
         </w:trPr>
         <w:tc>
           <w:tcPr>
@@ -268,6 +274,7 @@
           <w:p>
             <w:pPr>
               <w:spacing w:after="0" w:line="240" w:lineRule="auto"/>
+              <w:jc w:val="left"/>
               <w:rPr>
                 <w:rFonts w:ascii="Times New Roman" w:hAnsi="Times New Roman" w:eastAsia="Times New Roman" w:cs="Times New Roman"/>
                 <w:sz w:val="24"/>
@@ -283,7 +290,7 @@
                 <w:sz w:val="24"/>
                 <w:szCs w:val="24"/>
               </w:rPr>
-              <w:t>Subject code &amp; Name :</w:t>
+              <w:t>Subject code &amp; Name :</w:t>
             </w:r>
           </w:p>
         </w:tc>
@@ -306,6 +313,7 @@
           <w:p>
             <w:pPr>
               <w:spacing w:after="0" w:line="240" w:lineRule="auto"/>
+              <w:jc w:val="left"/>
               <w:rPr>
                 <w:rFonts w:ascii="Times New Roman" w:hAnsi="Times New Roman" w:eastAsia="Times New Roman" w:cs="Times New Roman"/>
                 <w:b/>
@@ -315,7 +323,7 @@
             </w:pPr>
             <w:r>
               <w:rPr>
-                <w:rFonts w:ascii="Cambria" w:hAnsi="Cambria" w:eastAsia="Cambria" w:cs="Cambria"/>
+                <w:rFonts w:ascii="Times New Roman" w:hAnsi="Times New Roman" w:eastAsia="Cambria" w:cs="Cambria"/>
                 <w:b/>
                 <w:sz w:val="18"/>
                 <w:szCs w:val="18"/>
@@ -324,7 +332,7 @@
             </w:r>
             <w:r>
               <w:rPr>
-                <w:rFonts w:ascii="Cambria" w:hAnsi="Cambria" w:eastAsia="Cambria" w:cs="Cambria"/>
+                <w:rFonts w:ascii="Times New Roman" w:hAnsi="Times New Roman" w:eastAsia="Cambria" w:cs="Cambria"/>
                 <w:b/>
                 <w:color w:val="000000"/>
                 <w:sz w:val="18"/>
@@ -362,6 +370,7 @@
           <w:p>
             <w:pPr>
               <w:spacing w:after="0" w:line="240" w:lineRule="auto"/>
+              <w:jc w:val="left"/>
               <w:rPr>
                 <w:rFonts w:ascii="Times New Roman" w:hAnsi="Times New Roman" w:eastAsia="Times New Roman" w:cs="Times New Roman"/>
                 <w:sz w:val="24"/>
@@ -396,7 +405,7 @@
           </w:tcPr>
           <w:p>
             <w:pPr>
-              <w:jc w:val="center"/>
+              <w:jc w:val="left"/>
             </w:pPr>
             <w:r>
               <w:rPr>
@@ -427,6 +436,7 @@
           <w:p>
             <w:pPr>
               <w:spacing w:after="0" w:line="240" w:lineRule="auto"/>
+              <w:jc w:val="left"/>
               <w:rPr>
                 <w:rFonts w:ascii="Times New Roman" w:hAnsi="Times New Roman" w:eastAsia="Times New Roman" w:cs="Times New Roman"/>
                 <w:sz w:val="24"/>
@@ -463,6 +473,7 @@
           <w:p>
             <w:pPr>
               <w:spacing w:after="0" w:line="240" w:lineRule="auto"/>
+              <w:jc w:val="left"/>
               <w:rPr>
                 <w:rFonts w:ascii="Times New Roman" w:hAnsi="Times New Roman" w:eastAsia="Times New Roman" w:cs="Times New Roman"/>
                 <w:sz w:val="24"/>
@@ -499,6 +510,7 @@
           <w:p>
             <w:pPr>
               <w:spacing w:after="0" w:line="240" w:lineRule="auto"/>
+              <w:jc w:val="left"/>
               <w:rPr>
                 <w:rFonts w:ascii="Times New Roman" w:hAnsi="Times New Roman" w:eastAsia="Times New Roman" w:cs="Times New Roman"/>
                 <w:b/>
@@ -576,6 +588,7 @@
         </w:tblPrEx>
         <w:trPr>
           <w:trHeight w:val="240" w:hRule="atLeast"/>
+          <w:cantSplit/>
         </w:trPr>
         <w:tc>
           <w:tcPr>
@@ -584,6 +597,7 @@
           </w:tcPr>
           <w:p>
             <w:pPr>
+              <w:spacing w:before="80" w:after="80"/>
               <w:jc w:val="center"/>
             </w:pPr>
             <w:r>
@@ -616,6 +630,7 @@
         </w:tblPrEx>
         <w:trPr>
           <w:trHeight w:val="270" w:hRule="atLeast"/>
+          <w:cantSplit/>
         </w:trPr>
         <w:tc>
           <w:tcPr>
@@ -623,13 +638,14 @@
           </w:tcPr>
           <w:p>
             <w:pPr>
+              <w:spacing w:before="80" w:after="80"/>
               <w:jc w:val="center"/>
             </w:pPr>
             <w:r>
               <w:rPr>
                 <w:rFonts w:ascii="Times New Roman" w:hAnsi="Times New Roman"/>
                 <w:b/>
-                <w:sz w:val="24"/>
+                <w:sz w:val="22"/>
               </w:rPr>
               <w:t>Aim</w:t>
             </w:r>
@@ -655,6 +671,7 @@
         </w:tblPrEx>
         <w:trPr>
           <w:trHeight w:val="611" w:hRule="atLeast"/>
+          <w:cantSplit/>
         </w:trPr>
         <w:tc>
           <w:tcPr>
@@ -662,13 +679,14 @@
           </w:tcPr>
           <w:p>
             <w:pPr>
-              <w:jc w:val="both"/>
+              <w:spacing w:before="80" w:after="80" w:line="276" w:lineRule="auto"/>
+              <w:jc w:val="left"/>
             </w:pPr>
             <w:r>
               <w:rPr>
                 <w:rFonts w:ascii="Times New Roman" w:hAnsi="Times New Roman"/>
                 <w:b w:val="0"/>
-                <w:sz w:val="22"/>
+                <w:sz w:val="21"/>
               </w:rPr>
               <w:t>To automate software integration and testing workflows using a GitHub Actions CI/CD pipeline, establishing push and pull-request triggers, multi-stage matrix jobs (linting, build, and automated test execution), dependency caching, and automated pass/fail build reporting.</w:t>
             </w:r>
@@ -701,33 +719,35 @@
           </w:tcPr>
           <w:p>
             <w:pPr>
+              <w:spacing w:before="80" w:after="80"/>
               <w:jc w:val="center"/>
             </w:pPr>
             <w:r>
               <w:rPr>
                 <w:rFonts w:ascii="Times New Roman" w:hAnsi="Times New Roman"/>
                 <w:b/>
-                <w:sz w:val="24"/>
+                <w:sz w:val="22"/>
               </w:rPr>
               <w:t>Code</w:t>
             </w:r>
           </w:p>
           <w:p>
             <w:pPr>
+              <w:spacing w:before="0" w:after="40" w:line="252" w:lineRule="auto"/>
               <w:jc w:val="left"/>
             </w:pPr>
             <w:r>
               <w:rPr>
-                <w:rFonts w:ascii="Times New Roman" w:hAnsi="Times New Roman"/>
+                <w:rFonts w:ascii="Consolas" w:hAnsi="Consolas"/>
                 <w:b/>
-                <w:sz w:val="21"/>
+                <w:sz w:val="19"/>
               </w:rPr>
               <w:br w:type="textWrapping"/>
             </w:r>
             <w:r>
               <w:rPr>
                 <w:rFonts w:ascii="Consolas" w:hAnsi="Consolas"/>
-                <w:sz w:val="17"/>
+                <w:sz w:val="19"/>
               </w:rPr>
               <w:br w:type="textWrapping"/>
             </w:r>
@@ -753,6 +773,7 @@
         </w:tblPrEx>
         <w:trPr>
           <w:trHeight w:val="92" w:hRule="atLeast"/>
+          <w:cantSplit/>
         </w:trPr>
         <w:tc>
           <w:tcPr>
@@ -761,10 +782,26 @@
           </w:tcPr>
           <w:p>
             <w:pPr>
+              <w:spacing w:before="80" w:after="80"/>
               <w:jc w:val="left"/>
             </w:pPr>
-            <w:r>
-              <w:t>GitHub Link Repository Link: https://github.com/24CS047Manav/Awdf_Practica_12</w:t>
+            <w:r/>
+            <w:r>
+              <w:rPr>
+                <w:rFonts w:ascii="Times New Roman" w:hAnsi="Times New Roman"/>
+                <w:b/>
+                <w:sz w:val="21"/>
+              </w:rPr>
+              <w:t xml:space="preserve">GitHub Repository Link: </w:t>
+            </w:r>
+            <w:r>
+              <w:rPr>
+                <w:rFonts w:ascii="Times New Roman" w:hAnsi="Times New Roman"/>
+                <w:color w:val="003399"/>
+                <w:sz w:val="21"/>
+                <w:u w:val="single"/>
+              </w:rPr>
+              <w:t>https://github.com/24CS047Manav/Awdf_Practica_12</w:t>
             </w:r>
           </w:p>
         </w:tc>
@@ -788,6 +825,7 @@
         </w:tblPrEx>
         <w:trPr>
           <w:trHeight w:val="73" w:hRule="atLeast"/>
+          <w:cantSplit/>
         </w:trPr>
         <w:tc>
           <w:tcPr>
@@ -795,13 +833,15 @@
           </w:tcPr>
           <w:p>
             <w:pPr>
+              <w:keepNext/>
+              <w:spacing w:before="80" w:after="80"/>
               <w:jc w:val="center"/>
             </w:pPr>
             <w:r>
               <w:rPr>
                 <w:rFonts w:ascii="Times New Roman" w:hAnsi="Times New Roman"/>
                 <w:b/>
-                <w:sz w:val="24"/>
+                <w:sz w:val="22"/>
               </w:rPr>
               <w:t>Output</w:t>
             </w:r>
@@ -833,128 +873,196 @@
             <w:tcW w:w="10530" w:type="dxa"/>
           </w:tcPr>
           <w:p>
+            <w:pPr>
+              <w:spacing w:before="0" w:after="0" w:line="40" w:lineRule="exact"/>
+            </w:pPr>
             <w:r/>
           </w:p>
           <w:p>
             <w:pPr>
+              <w:keepLines/>
+              <w:spacing w:line="276" w:lineRule="auto" w:before="120" w:after="120"/>
               <w:jc w:val="left"/>
             </w:pPr>
+            <w:r/>
             <w:r>
               <w:rPr>
                 <w:rFonts w:ascii="Times New Roman" w:hAnsi="Times New Roman"/>
                 <w:b/>
                 <w:sz w:val="22"/>
               </w:rPr>
-              <w:br/>
-            </w:r>
+              <w:t>1. GitHub Actions Workflow Architecture (.github/workflows/ci.yml):</w:t>
+              <w:br/>
+            </w:r>
+            <w:r>
+              <w:rPr>
+                <w:rFonts w:ascii="Times New Roman" w:hAnsi="Times New Roman"/>
+                <w:b w:val="0"/>
+                <w:sz w:val="21"/>
+              </w:rPr>
+              <w:t>Engineered a production-ready CI pipeline configured on push and pull_request triggers targeting the main branch. The workflow automates repository checkout, Node.js environment provisioning (Node 20), dependency installation with npm ci, and parallel execution of linting and automated test jobs.</w:t>
+            </w:r>
+          </w:p>
+          <w:p>
+            <w:pPr>
+              <w:keepLines/>
+              <w:spacing w:line="276" w:lineRule="auto" w:before="120" w:after="120"/>
+              <w:jc w:val="left"/>
+            </w:pPr>
+            <w:r/>
             <w:r>
               <w:rPr>
                 <w:rFonts w:ascii="Times New Roman" w:hAnsi="Times New Roman"/>
                 <w:b/>
                 <w:sz w:val="22"/>
               </w:rPr>
-              <w:t>1. GitHub Actions Workflow Architecture (.github/workflows/ci.yml):</w:t>
-            </w:r>
+              <w:t>2. Automated Test Automation Job (test-backend &amp; test-frontend):</w:t>
+              <w:br/>
+            </w:r>
+            <w:r>
+              <w:rPr>
+                <w:rFonts w:ascii="Times New Roman" w:hAnsi="Times New Roman"/>
+                <w:b w:val="0"/>
+                <w:sz w:val="21"/>
+              </w:rPr>
+              <w:t>Configured automated execution of the backend test suite (node --test tests/api.test.js) and frontend test validation. The pipeline parses exit codes and fails fast if any assertion breaks, preventing unstable builds from entering the deployment stream.</w:t>
+            </w:r>
+          </w:p>
+          <w:p>
+            <w:pPr>
+              <w:keepLines/>
+              <w:spacing w:line="276" w:lineRule="auto" w:before="120" w:after="120"/>
+              <w:jc w:val="left"/>
+            </w:pPr>
+            <w:r/>
             <w:r>
               <w:rPr>
                 <w:rFonts w:ascii="Times New Roman" w:hAnsi="Times New Roman"/>
                 <w:b/>
                 <w:sz w:val="22"/>
               </w:rPr>
+              <w:t>3. Demonstration of Broken vs. Corrected Pipeline (Step 4 &amp; 5):</w:t>
               <w:br/>
             </w:r>
             <w:r>
               <w:rPr>
                 <w:rFonts w:ascii="Times New Roman" w:hAnsi="Times New Roman"/>
                 <w:b w:val="0"/>
-                <w:sz w:val="22"/>
-              </w:rPr>
-              <w:t>Engineered a production-ready CI pipeline configured on push and pull_request triggers targeting the main branch. The workflow automates repository checkout, Node.js environment provisioning (Node 20), dependency installation with npm ci, and parallel execution of linting and automated test jobs.</w:t>
+                <w:sz w:val="21"/>
+              </w:rPr>
+              <w:t>Demonstrated the CI pipeline's failure catch capabilities by introducing an intentional assertion regression in api.test.js (commit test: intentional failure), verifying that GitHub Actions rejected the build with a red cross (Exit code 1). Subsequently pushed the corrected assertion (commit fix: resolve test regression), triggering a green checkmark build.</w:t>
             </w:r>
           </w:p>
           <w:p>
             <w:pPr>
+              <w:keepLines/>
+              <w:spacing w:line="276" w:lineRule="auto" w:before="120" w:after="120"/>
               <w:jc w:val="left"/>
             </w:pPr>
+            <w:r/>
             <w:r>
               <w:rPr>
                 <w:rFonts w:ascii="Times New Roman" w:hAnsi="Times New Roman"/>
                 <w:b/>
                 <w:sz w:val="22"/>
               </w:rPr>
-              <w:br/>
-            </w:r>
+              <w:t>4. Supplementary Problem 1 - Code Linting Job (lint):</w:t>
+              <w:br/>
+            </w:r>
+            <w:r>
+              <w:rPr>
+                <w:rFonts w:ascii="Times New Roman" w:hAnsi="Times New Roman"/>
+                <w:b w:val="0"/>
+                <w:sz w:val="21"/>
+              </w:rPr>
+              <w:t>Added a dedicated linting job running Oxlint/ESLint prior to test execution. The job inspects code syntax, detects unused variables, and enforces coding standards across all client and server files.</w:t>
+            </w:r>
+          </w:p>
+          <w:p>
+            <w:pPr>
+              <w:keepLines/>
+              <w:spacing w:line="276" w:lineRule="auto" w:before="120" w:after="120"/>
+              <w:jc w:val="left"/>
+            </w:pPr>
+            <w:r/>
             <w:r>
               <w:rPr>
                 <w:rFonts w:ascii="Times New Roman" w:hAnsi="Times New Roman"/>
                 <w:b/>
                 <w:sz w:val="22"/>
               </w:rPr>
-              <w:t>2. Automated Test Automation Job (test-backend &amp; test-frontend):</w:t>
-            </w:r>
+              <w:t>5. Supplementary Problem 2 - Pull Request Branch Protection:</w:t>
+              <w:br/>
+            </w:r>
+            <w:r>
+              <w:rPr>
+                <w:rFonts w:ascii="Times New Roman" w:hAnsi="Times New Roman"/>
+                <w:b w:val="0"/>
+                <w:sz w:val="21"/>
+              </w:rPr>
+              <w:t>Configured branch protection rules on main requiring the build-and-test status check to pass before merging, preventing broken code from being pushed directly to production.</w:t>
+            </w:r>
+          </w:p>
+          <w:p>
+            <w:pPr>
+              <w:keepLines/>
+              <w:spacing w:line="276" w:lineRule="auto" w:before="120" w:after="120"/>
+              <w:jc w:val="left"/>
+            </w:pPr>
+            <w:r/>
             <w:r>
               <w:rPr>
                 <w:rFonts w:ascii="Times New Roman" w:hAnsi="Times New Roman"/>
                 <w:b/>
                 <w:sz w:val="22"/>
               </w:rPr>
+              <w:t>6. Supplementary Problem 3 - Dynamic Status Badge in README:</w:t>
               <w:br/>
             </w:r>
             <w:r>
               <w:rPr>
                 <w:rFonts w:ascii="Times New Roman" w:hAnsi="Times New Roman"/>
                 <w:b w:val="0"/>
-                <w:sz w:val="22"/>
-              </w:rPr>
-              <w:t>Configured automated execution of the backend test suite (node --test tests/api.test.js) and frontend test validation. The pipeline parses exit codes and fails fast if any assertion breaks, preventing unstable builds from entering the deployment stream.</w:t>
+                <w:sz w:val="21"/>
+              </w:rPr>
+              <w:t>Embedded a real-time GitHub Actions SVG workflow status badge in README.md reflecting the live state of the CI pipeline (https://github.com/24CS047Manav/Awdf_Practica_12/actions/workflows/ci.yml/badge.svg).</w:t>
             </w:r>
           </w:p>
           <w:p>
             <w:pPr>
+              <w:keepLines/>
+              <w:spacing w:line="276" w:lineRule="auto" w:before="120" w:after="120"/>
               <w:jc w:val="left"/>
             </w:pPr>
+            <w:r/>
             <w:r>
               <w:rPr>
                 <w:rFonts w:ascii="Times New Roman" w:hAnsi="Times New Roman"/>
                 <w:b/>
                 <w:sz w:val="22"/>
               </w:rPr>
+              <w:t>7. Key Theoretical Analysis (CI vs CD, Shift-Left Testing, Root Causes):</w:t>
               <w:br/>
             </w:r>
             <w:r>
               <w:rPr>
                 <w:rFonts w:ascii="Times New Roman" w:hAnsi="Times New Roman"/>
-                <w:b/>
-                <w:sz w:val="22"/>
-              </w:rPr>
-              <w:t>3. Demonstration of Broken vs. Corrected Pipeline (Step 4 &amp; 5):</w:t>
-            </w:r>
-            <w:r>
-              <w:rPr>
-                <w:rFonts w:ascii="Times New Roman" w:hAnsi="Times New Roman"/>
-                <w:b/>
-                <w:sz w:val="22"/>
-              </w:rPr>
-              <w:br/>
-            </w:r>
-            <w:r>
-              <w:rPr>
-                <w:rFonts w:ascii="Times New Roman" w:hAnsi="Times New Roman"/>
-                <w:b w:val="0"/>
-                <w:sz w:val="22"/>
-              </w:rPr>
-              <w:t>Demonstrated the CI pipeline's failure catch capabilities by introducing an intentional assertion regression in api.test.js (commit test: intentional failure), verifying that GitHub Actions rejected the build with a red cross (Exit code 1). Subsequently pushed the corrected assertion (commit fix: resolve test regression), triggering a green checkmark build.</w:t>
+                <w:b w:val="0"/>
+                <w:sz w:val="21"/>
+              </w:rPr>
+              <w:t>Analyzed the fundamental distinction between Continuous Integration (automated build + test) and Continuous Deployment (automated release to production servers), demonstrated how automated testing prevents integration debt, and evaluated failure diagnostics.</w:t>
             </w:r>
           </w:p>
           <w:p>
             <w:pPr>
+              <w:spacing w:line="276" w:lineRule="auto" w:before="80" w:after="80"/>
               <w:jc w:val="left"/>
             </w:pPr>
             <w:r>
               <w:rPr>
                 <w:rFonts w:ascii="Times New Roman" w:hAnsi="Times New Roman"/>
                 <w:b/>
-                <w:sz w:val="22"/>
+                <w:sz w:val="21"/>
               </w:rPr>
               <w:br/>
             </w:r>
@@ -962,176 +1070,29 @@
               <w:rPr>
                 <w:rFonts w:ascii="Times New Roman" w:hAnsi="Times New Roman"/>
                 <w:b/>
-                <w:sz w:val="22"/>
-              </w:rPr>
-              <w:t>4. Supplementary Problem 1 - Code Linting Job (lint):</w:t>
+                <w:sz w:val="21"/>
+              </w:rPr>
+              <w:t>GitHub Actions CI Pipeline Execution &amp; Status Verification Log:</w:t>
             </w:r>
             <w:r>
               <w:rPr>
                 <w:rFonts w:ascii="Times New Roman" w:hAnsi="Times New Roman"/>
                 <w:b/>
-                <w:sz w:val="22"/>
-              </w:rPr>
-              <w:br/>
-            </w:r>
-            <w:r>
-              <w:rPr>
-                <w:rFonts w:ascii="Times New Roman" w:hAnsi="Times New Roman"/>
-                <w:b w:val="0"/>
-                <w:sz w:val="22"/>
-              </w:rPr>
-              <w:t>Added a dedicated linting job running Oxlint/ESLint prior to test execution. The job inspects code syntax, detects unused variables, and enforces coding standards across all client and server files.</w:t>
+                <w:sz w:val="21"/>
+              </w:rPr>
+              <w:br/>
             </w:r>
           </w:p>
           <w:p>
             <w:pPr>
+              <w:spacing w:before="0" w:after="30" w:line="240" w:lineRule="auto"/>
               <w:jc w:val="left"/>
             </w:pPr>
             <w:r>
               <w:rPr>
-                <w:rFonts w:ascii="Times New Roman" w:hAnsi="Times New Roman"/>
-                <w:b/>
-                <w:sz w:val="22"/>
-              </w:rPr>
-              <w:br/>
-            </w:r>
-            <w:r>
-              <w:rPr>
-                <w:rFonts w:ascii="Times New Roman" w:hAnsi="Times New Roman"/>
-                <w:b/>
-                <w:sz w:val="22"/>
-              </w:rPr>
-              <w:t>5. Supplementary Problem 2 - Pull Request Branch Protection:</w:t>
-            </w:r>
-            <w:r>
-              <w:rPr>
-                <w:rFonts w:ascii="Times New Roman" w:hAnsi="Times New Roman"/>
-                <w:b/>
-                <w:sz w:val="22"/>
-              </w:rPr>
-              <w:br/>
-            </w:r>
-            <w:r>
-              <w:rPr>
-                <w:rFonts w:ascii="Times New Roman" w:hAnsi="Times New Roman"/>
-                <w:b w:val="0"/>
-                <w:sz w:val="22"/>
-              </w:rPr>
-              <w:t>Configured branch protection rules on main requiring the build-and-test status check to pass before merging, preventing broken code from being pushed directly to production.</w:t>
-            </w:r>
-          </w:p>
-          <w:p>
-            <w:pPr>
-              <w:jc w:val="left"/>
-            </w:pPr>
-            <w:r>
-              <w:rPr>
-                <w:rFonts w:ascii="Times New Roman" w:hAnsi="Times New Roman"/>
-                <w:b/>
-                <w:sz w:val="22"/>
-              </w:rPr>
-              <w:br/>
-            </w:r>
-            <w:r>
-              <w:rPr>
-                <w:rFonts w:ascii="Times New Roman" w:hAnsi="Times New Roman"/>
-                <w:b/>
-                <w:sz w:val="22"/>
-              </w:rPr>
-              <w:t>6. Supplementary Problem 3 - Dynamic Status Badge in README:</w:t>
-            </w:r>
-            <w:r>
-              <w:rPr>
-                <w:rFonts w:ascii="Times New Roman" w:hAnsi="Times New Roman"/>
-                <w:b/>
-                <w:sz w:val="22"/>
-              </w:rPr>
-              <w:br/>
-            </w:r>
-            <w:r>
-              <w:rPr>
-                <w:rFonts w:ascii="Times New Roman" w:hAnsi="Times New Roman"/>
-                <w:b w:val="0"/>
-                <w:sz w:val="22"/>
-              </w:rPr>
-              <w:t>Embedded a real-time GitHub Actions SVG workflow status badge in README.md reflecting the live state of the CI pipeline (https://github.com/24CS047Manav/Awdf_Practica_12/actions/workflows/ci.yml/badge.svg).</w:t>
-            </w:r>
-          </w:p>
-          <w:p>
-            <w:pPr>
-              <w:jc w:val="left"/>
-            </w:pPr>
-            <w:r>
-              <w:rPr>
-                <w:rFonts w:ascii="Times New Roman" w:hAnsi="Times New Roman"/>
-                <w:b/>
-                <w:sz w:val="22"/>
-              </w:rPr>
-              <w:br/>
-            </w:r>
-            <w:r>
-              <w:rPr>
-                <w:rFonts w:ascii="Times New Roman" w:hAnsi="Times New Roman"/>
-                <w:b/>
-                <w:sz w:val="22"/>
-              </w:rPr>
-              <w:t>7. Key Theoretical Analysis (CI vs CD, Shift-Left Testing, Root Causes):</w:t>
-            </w:r>
-            <w:r>
-              <w:rPr>
-                <w:rFonts w:ascii="Times New Roman" w:hAnsi="Times New Roman"/>
-                <w:b/>
-                <w:sz w:val="22"/>
-              </w:rPr>
-              <w:br/>
-            </w:r>
-            <w:r>
-              <w:rPr>
-                <w:rFonts w:ascii="Times New Roman" w:hAnsi="Times New Roman"/>
-                <w:b w:val="0"/>
-                <w:sz w:val="22"/>
-              </w:rPr>
-              <w:t>Analyzed the fundamental distinction between Continuous Integration (automated build + test) and Continuous Deployment (automated release to production servers), demonstrated how automated testing prevents integration debt, and evaluated failure diagnostics.</w:t>
-            </w:r>
-          </w:p>
-          <w:p>
-            <w:pPr>
-              <w:jc w:val="left"/>
-            </w:pPr>
-            <w:r>
-              <w:rPr>
-                <w:rFonts w:ascii="Times New Roman" w:hAnsi="Times New Roman"/>
-                <w:b/>
-                <w:sz w:val="22"/>
-              </w:rPr>
-              <w:br/>
-            </w:r>
-            <w:r>
-              <w:rPr>
-                <w:rFonts w:ascii="Times New Roman" w:hAnsi="Times New Roman"/>
-                <w:b/>
-                <w:sz w:val="22"/>
-              </w:rPr>
-              <w:t>GitHub Actions CI Pipeline Execution &amp; Status Verification Log:</w:t>
-            </w:r>
-            <w:r>
-              <w:rPr>
-                <w:rFonts w:ascii="Times New Roman" w:hAnsi="Times New Roman"/>
-                <w:b/>
-                <w:sz w:val="22"/>
-              </w:rPr>
-              <w:br/>
-            </w:r>
-          </w:p>
-          <w:p>
-            <w:pPr>
-              <w:jc w:val="left"/>
-            </w:pPr>
-            <w:r>
-              <w:rPr>
-                <w:rFonts w:ascii="Consolas" w:hAnsi="Consolas"/>
-                <w:b w:val="0"/>
-                <w:sz w:val="17"/>
+                <w:rFonts w:ascii="Consolas" w:hAnsi="Consolas"/>
+                <w:b w:val="0"/>
+                <w:sz w:val="18"/>
               </w:rPr>
               <w:t>===============================================================</w:t>
               <w:br/>
@@ -1140,7 +1101,7 @@
               <w:rPr>
                 <w:rFonts w:ascii="Consolas" w:hAnsi="Consolas"/>
                 <w:b w:val="0"/>
-                <w:sz w:val="17"/>
+                <w:sz w:val="18"/>
               </w:rPr>
               <w:t xml:space="preserve">  Practical 12: GitHub Actions CI/CD Pipeline Verification</w:t>
               <w:br/>
@@ -1149,7 +1110,7 @@
               <w:rPr>
                 <w:rFonts w:ascii="Consolas" w:hAnsi="Consolas"/>
                 <w:b w:val="0"/>
-                <w:sz w:val="17"/>
+                <w:sz w:val="18"/>
               </w:rPr>
               <w:t xml:space="preserve">  Student: Manav Lakhani (24CS047) | Course: ITUE301</w:t>
               <w:br/>
@@ -1158,7 +1119,7 @@
               <w:rPr>
                 <w:rFonts w:ascii="Consolas" w:hAnsi="Consolas"/>
                 <w:b w:val="0"/>
-                <w:sz w:val="17"/>
+                <w:sz w:val="18"/>
               </w:rPr>
               <w:t>===============================================================</w:t>
               <w:br/>
@@ -1167,15 +1128,15 @@
               <w:rPr>
                 <w:rFonts w:ascii="Consolas" w:hAnsi="Consolas"/>
                 <w:b w:val="0"/>
-                <w:sz w:val="17"/>
-              </w:rPr>
-              <w:br/>
-            </w:r>
-            <w:r>
-              <w:rPr>
-                <w:rFonts w:ascii="Consolas" w:hAnsi="Consolas"/>
-                <w:b w:val="0"/>
-                <w:sz w:val="17"/>
+                <w:sz w:val="18"/>
+              </w:rPr>
+              <w:br/>
+            </w:r>
+            <w:r>
+              <w:rPr>
+                <w:rFonts w:ascii="Consolas" w:hAnsi="Consolas"/>
+                <w:b w:val="0"/>
+                <w:sz w:val="18"/>
               </w:rPr>
               <w:t>[GIT REPO] https://github.com/24CS047Manav/Awdf_Practica_12</w:t>
               <w:br/>
@@ -1184,7 +1145,7 @@
               <w:rPr>
                 <w:rFonts w:ascii="Consolas" w:hAnsi="Consolas"/>
                 <w:b w:val="0"/>
-                <w:sz w:val="17"/>
+                <w:sz w:val="18"/>
               </w:rPr>
               <w:t>[WORKFLOW] .github/workflows/ci.yml (Workflow Name: "CI Pipeline")</w:t>
               <w:br/>
@@ -1193,7 +1154,7 @@
               <w:rPr>
                 <w:rFonts w:ascii="Consolas" w:hAnsi="Consolas"/>
                 <w:b w:val="0"/>
-                <w:sz w:val="17"/>
+                <w:sz w:val="18"/>
               </w:rPr>
               <w:t>[TRIGGERS] on: [push: { branches: [main] }, pull_request: { branches: [main] }]</w:t>
               <w:br/>
@@ -1202,15 +1163,15 @@
               <w:rPr>
                 <w:rFonts w:ascii="Consolas" w:hAnsi="Consolas"/>
                 <w:b w:val="0"/>
-                <w:sz w:val="17"/>
-              </w:rPr>
-              <w:br/>
-            </w:r>
-            <w:r>
-              <w:rPr>
-                <w:rFonts w:ascii="Consolas" w:hAnsi="Consolas"/>
-                <w:b w:val="0"/>
-                <w:sz w:val="17"/>
+                <w:sz w:val="18"/>
+              </w:rPr>
+              <w:br/>
+            </w:r>
+            <w:r>
+              <w:rPr>
+                <w:rFonts w:ascii="Consolas" w:hAnsi="Consolas"/>
+                <w:b w:val="0"/>
+                <w:sz w:val="18"/>
               </w:rPr>
               <w:t>--- Pipeline Execution Run #1 (Intentional Failure Demonstration) ---</w:t>
               <w:br/>
@@ -1219,7 +1180,7 @@
               <w:rPr>
                 <w:rFonts w:ascii="Consolas" w:hAnsi="Consolas"/>
                 <w:b w:val="0"/>
-                <w:sz w:val="17"/>
+                <w:sz w:val="18"/>
               </w:rPr>
               <w:t>Commit: 8e4b11f "test(regression): intentional assertion mismatch"</w:t>
               <w:br/>
@@ -1228,7 +1189,7 @@
               <w:rPr>
                 <w:rFonts w:ascii="Consolas" w:hAnsi="Consolas"/>
                 <w:b w:val="0"/>
-                <w:sz w:val="17"/>
+                <w:sz w:val="18"/>
               </w:rPr>
               <w:t xml:space="preserve">  ├── Job 1: Linting (Oxlint) ────────────────────────── [PASSED] (12s)</w:t>
               <w:br/>
@@ -1237,7 +1198,7 @@
               <w:rPr>
                 <w:rFonts w:ascii="Consolas" w:hAnsi="Consolas"/>
                 <w:b w:val="0"/>
-                <w:sz w:val="17"/>
+                <w:sz w:val="18"/>
               </w:rPr>
               <w:t xml:space="preserve">  └── Job 2: Test Suite (Node.js 20.x) ────────────────── [FAILED] (28s)</w:t>
               <w:br/>
@@ -1246,7 +1207,7 @@
               <w:rPr>
                 <w:rFonts w:ascii="Consolas" w:hAnsi="Consolas"/>
                 <w:b w:val="0"/>
-                <w:sz w:val="17"/>
+                <w:sz w:val="18"/>
               </w:rPr>
               <w:t xml:space="preserve">      ✖ api.test.js: Test 4 failed - Expected status 200 but received 404</w:t>
               <w:br/>
@@ -1255,7 +1216,7 @@
               <w:rPr>
                 <w:rFonts w:ascii="Consolas" w:hAnsi="Consolas"/>
                 <w:b w:val="0"/>
-                <w:sz w:val="17"/>
+                <w:sz w:val="18"/>
               </w:rPr>
               <w:t xml:space="preserve">      Process completed with exit code 1.</w:t>
               <w:br/>
@@ -1264,7 +1225,7 @@
               <w:rPr>
                 <w:rFonts w:ascii="Consolas" w:hAnsi="Consolas"/>
                 <w:b w:val="0"/>
-                <w:sz w:val="17"/>
+                <w:sz w:val="18"/>
               </w:rPr>
               <w:t xml:space="preserve">  Status: RED X (Build Failed - Pull Request Blocked)</w:t>
               <w:br/>
@@ -1273,15 +1234,15 @@
               <w:rPr>
                 <w:rFonts w:ascii="Consolas" w:hAnsi="Consolas"/>
                 <w:b w:val="0"/>
-                <w:sz w:val="17"/>
-              </w:rPr>
-              <w:br/>
-            </w:r>
-            <w:r>
-              <w:rPr>
-                <w:rFonts w:ascii="Consolas" w:hAnsi="Consolas"/>
-                <w:b w:val="0"/>
-                <w:sz w:val="17"/>
+                <w:sz w:val="18"/>
+              </w:rPr>
+              <w:br/>
+            </w:r>
+            <w:r>
+              <w:rPr>
+                <w:rFonts w:ascii="Consolas" w:hAnsi="Consolas"/>
+                <w:b w:val="0"/>
+                <w:sz w:val="18"/>
               </w:rPr>
               <w:t>--- Pipeline Execution Run #2 (Corrected &amp; Verified Pipeline) ---</w:t>
               <w:br/>
@@ -1290,7 +1251,7 @@
               <w:rPr>
                 <w:rFonts w:ascii="Consolas" w:hAnsi="Consolas"/>
                 <w:b w:val="0"/>
-                <w:sz w:val="17"/>
+                <w:sz w:val="18"/>
               </w:rPr>
               <w:t>Commit: c27f90a "fix(api): resolve endpoint path and restore test suite"</w:t>
               <w:br/>
@@ -1299,7 +1260,7 @@
               <w:rPr>
                 <w:rFonts w:ascii="Consolas" w:hAnsi="Consolas"/>
                 <w:b w:val="0"/>
-                <w:sz w:val="17"/>
+                <w:sz w:val="18"/>
               </w:rPr>
               <w:t xml:space="preserve">  ├── Job 1: Checkout Repository (actions/checkout@v4) ─── [PASSED] (2s)</w:t>
               <w:br/>
@@ -1308,7 +1269,7 @@
               <w:rPr>
                 <w:rFonts w:ascii="Consolas" w:hAnsi="Consolas"/>
                 <w:b w:val="0"/>
-                <w:sz w:val="17"/>
+                <w:sz w:val="18"/>
               </w:rPr>
               <w:t xml:space="preserve">  ├── Job 2: Setup Node.js (actions/setup-node@v4) ──────── [PASSED] (3s)</w:t>
               <w:br/>
@@ -1317,7 +1278,7 @@
               <w:rPr>
                 <w:rFonts w:ascii="Consolas" w:hAnsi="Consolas"/>
                 <w:b w:val="0"/>
-                <w:sz w:val="17"/>
+                <w:sz w:val="18"/>
               </w:rPr>
               <w:t xml:space="preserve">  ├── Job 3: Cache Dependencies (actions/cache@v4) ─────── [PASSED] (1s)</w:t>
               <w:br/>
@@ -1326,7 +1287,7 @@
               <w:rPr>
                 <w:rFonts w:ascii="Consolas" w:hAnsi="Consolas"/>
                 <w:b w:val="0"/>
-                <w:sz w:val="17"/>
+                <w:sz w:val="18"/>
               </w:rPr>
               <w:t xml:space="preserve">  ├── Job 4: Install Dependencies (npm ci) ─────────────── [PASSED] (14s)</w:t>
               <w:br/>
@@ -1335,7 +1296,7 @@
               <w:rPr>
                 <w:rFonts w:ascii="Consolas" w:hAnsi="Consolas"/>
                 <w:b w:val="0"/>
-                <w:sz w:val="17"/>
+                <w:sz w:val="18"/>
               </w:rPr>
               <w:t xml:space="preserve">  ├── Job 5: Lint Codebase (npm run lint) ──────────────── [PASSED] (9s)</w:t>
               <w:br/>
@@ -1344,7 +1305,7 @@
               <w:rPr>
                 <w:rFonts w:ascii="Consolas" w:hAnsi="Consolas"/>
                 <w:b w:val="0"/>
-                <w:sz w:val="17"/>
+                <w:sz w:val="18"/>
               </w:rPr>
               <w:t xml:space="preserve">  └── Job 6: Run Automated Tests (npm test) ────────────── [PASSED] (18s)</w:t>
               <w:br/>
@@ -1353,7 +1314,7 @@
               <w:rPr>
                 <w:rFonts w:ascii="Consolas" w:hAnsi="Consolas"/>
                 <w:b w:val="0"/>
-                <w:sz w:val="17"/>
+                <w:sz w:val="18"/>
               </w:rPr>
               <w:t xml:space="preserve">      ✔ GET /health returns HTTP 200 and database connected</w:t>
               <w:br/>
@@ -1362,7 +1323,7 @@
               <w:rPr>
                 <w:rFonts w:ascii="Consolas" w:hAnsi="Consolas"/>
                 <w:b w:val="0"/>
-                <w:sz w:val="17"/>
+                <w:sz w:val="18"/>
               </w:rPr>
               <w:t xml:space="preserve">      ✔ GET /tasks returns tasks collection with cache headers</w:t>
               <w:br/>
@@ -1371,7 +1332,7 @@
               <w:rPr>
                 <w:rFonts w:ascii="Consolas" w:hAnsi="Consolas"/>
                 <w:b w:val="0"/>
-                <w:sz w:val="17"/>
+                <w:sz w:val="18"/>
               </w:rPr>
               <w:t xml:space="preserve">      ✔ POST /tasks creates task and dispatches event</w:t>
               <w:br/>
@@ -1380,7 +1341,7 @@
               <w:rPr>
                 <w:rFonts w:ascii="Consolas" w:hAnsi="Consolas"/>
                 <w:b w:val="0"/>
-                <w:sz w:val="17"/>
+                <w:sz w:val="18"/>
               </w:rPr>
               <w:t xml:space="preserve">      ✔ PUT /tasks/:id updates task and invalidates cache</w:t>
               <w:br/>
@@ -1389,7 +1350,7 @@
               <w:rPr>
                 <w:rFonts w:ascii="Consolas" w:hAnsi="Consolas"/>
                 <w:b w:val="0"/>
-                <w:sz w:val="17"/>
+                <w:sz w:val="18"/>
               </w:rPr>
               <w:t xml:space="preserve">      ✔ DELETE /tasks/:id purges record and triggers audit log</w:t>
               <w:br/>
@@ -1398,7 +1359,7 @@
               <w:rPr>
                 <w:rFonts w:ascii="Consolas" w:hAnsi="Consolas"/>
                 <w:b w:val="0"/>
-                <w:sz w:val="17"/>
+                <w:sz w:val="18"/>
               </w:rPr>
               <w:t xml:space="preserve">      ✔ GET /cache/stats exposes metrics</w:t>
               <w:br/>
@@ -1407,7 +1368,7 @@
               <w:rPr>
                 <w:rFonts w:ascii="Consolas" w:hAnsi="Consolas"/>
                 <w:b w:val="0"/>
-                <w:sz w:val="17"/>
+                <w:sz w:val="18"/>
               </w:rPr>
               <w:t xml:space="preserve">  Status: GREEN CHECKMARK (Workflow Passed in 47s)</w:t>
               <w:br/>
@@ -1416,15 +1377,15 @@
               <w:rPr>
                 <w:rFonts w:ascii="Consolas" w:hAnsi="Consolas"/>
                 <w:b w:val="0"/>
-                <w:sz w:val="17"/>
-              </w:rPr>
-              <w:br/>
-            </w:r>
-            <w:r>
-              <w:rPr>
-                <w:rFonts w:ascii="Consolas" w:hAnsi="Consolas"/>
-                <w:b w:val="0"/>
-                <w:sz w:val="17"/>
+                <w:sz w:val="18"/>
+              </w:rPr>
+              <w:br/>
+            </w:r>
+            <w:r>
+              <w:rPr>
+                <w:rFonts w:ascii="Consolas" w:hAnsi="Consolas"/>
+                <w:b w:val="0"/>
+                <w:sz w:val="18"/>
               </w:rPr>
               <w:t>===============================================================</w:t>
               <w:br/>
@@ -1433,7 +1394,7 @@
               <w:rPr>
                 <w:rFonts w:ascii="Consolas" w:hAnsi="Consolas"/>
                 <w:b w:val="0"/>
-                <w:sz w:val="17"/>
+                <w:sz w:val="18"/>
               </w:rPr>
               <w:t xml:space="preserve">  CI Pipeline Metrics &amp; Verification:</w:t>
               <w:br/>
@@ -1442,7 +1403,7 @@
               <w:rPr>
                 <w:rFonts w:ascii="Consolas" w:hAnsi="Consolas"/>
                 <w:b w:val="0"/>
-                <w:sz w:val="17"/>
+                <w:sz w:val="18"/>
               </w:rPr>
               <w:t>===============================================================</w:t>
               <w:br/>
@@ -1451,7 +1412,7 @@
               <w:rPr>
                 <w:rFonts w:ascii="Consolas" w:hAnsi="Consolas"/>
                 <w:b w:val="0"/>
-                <w:sz w:val="17"/>
+                <w:sz w:val="18"/>
               </w:rPr>
               <w:t>Total Jobs Run     : 2 Jobs (Lint &amp; Test)</w:t>
               <w:br/>
@@ -1460,7 +1421,7 @@
               <w:rPr>
                 <w:rFonts w:ascii="Consolas" w:hAnsi="Consolas"/>
                 <w:b w:val="0"/>
-                <w:sz w:val="17"/>
+                <w:sz w:val="18"/>
               </w:rPr>
               <w:t>Matrix Environments: Node.js 20.x (ubuntu-latest)</w:t>
               <w:br/>
@@ -1469,7 +1430,7 @@
               <w:rPr>
                 <w:rFonts w:ascii="Consolas" w:hAnsi="Consolas"/>
                 <w:b w:val="0"/>
-                <w:sz w:val="17"/>
+                <w:sz w:val="18"/>
               </w:rPr>
               <w:t>Average Run Time   : 47 seconds (with npm cache hit)</w:t>
               <w:br/>
@@ -1478,7 +1439,7 @@
               <w:rPr>
                 <w:rFonts w:ascii="Consolas" w:hAnsi="Consolas"/>
                 <w:b w:val="0"/>
-                <w:sz w:val="17"/>
+                <w:sz w:val="18"/>
               </w:rPr>
               <w:t>README Badge Status: Passing (Green)</w:t>
               <w:br/>
@@ -1487,7 +1448,7 @@
               <w:rPr>
                 <w:rFonts w:ascii="Consolas" w:hAnsi="Consolas"/>
                 <w:b w:val="0"/>
-                <w:sz w:val="17"/>
+                <w:sz w:val="18"/>
               </w:rPr>
               <w:t>===============================================================</w:t>
               <w:br/>
@@ -1496,15 +1457,15 @@
               <w:rPr>
                 <w:rFonts w:ascii="Consolas" w:hAnsi="Consolas"/>
                 <w:b w:val="0"/>
-                <w:sz w:val="17"/>
-              </w:rPr>
-              <w:br/>
-            </w:r>
-            <w:r>
-              <w:rPr>
-                <w:rFonts w:ascii="Consolas" w:hAnsi="Consolas"/>
-                <w:b w:val="0"/>
-                <w:sz w:val="17"/>
+                <w:sz w:val="18"/>
+              </w:rPr>
+              <w:br/>
+            </w:r>
+            <w:r>
+              <w:rPr>
+                <w:rFonts w:ascii="Consolas" w:hAnsi="Consolas"/>
+                <w:b w:val="0"/>
+                <w:sz w:val="18"/>
               </w:rPr>
               <w:t>Test Results Summary: 6 / 6 Test Cases Passed (100%)</w:t>
             </w:r>
@@ -1644,50 +1605,55 @@
     </w:pPr>
     <w:r>
       <w:rPr>
-        <w:rFonts w:ascii="Cambria" w:hAnsi="Cambria" w:eastAsia="Cambria" w:cs="Cambria"/>
+        <w:rFonts w:ascii="Times New Roman" w:hAnsi="Times New Roman" w:eastAsia="Cambria" w:cs="Cambria"/>
       </w:rPr>
       <w:t>Department of Computer Science and Engineering, CSPIT</w:t>
     </w:r>
     <w:r>
       <w:rPr>
-        <w:rFonts w:ascii="Cambria" w:hAnsi="Cambria" w:eastAsia="Cambria" w:cs="Cambria"/>
+        <w:rFonts w:ascii="Times New Roman" w:hAnsi="Times New Roman" w:eastAsia="Cambria" w:cs="Cambria"/>
         <w:color w:val="000000"/>
       </w:rPr>
       <w:tab/>
     </w:r>
     <w:r>
       <w:rPr>
-        <w:rFonts w:ascii="Cambria" w:hAnsi="Cambria" w:eastAsia="Cambria" w:cs="Cambria"/>
+        <w:rFonts w:ascii="Times New Roman" w:hAnsi="Times New Roman" w:eastAsia="Cambria" w:cs="Cambria"/>
         <w:color w:val="000000"/>
       </w:rPr>
       <w:t xml:space="preserve">Page </w:t>
     </w:r>
     <w:r>
       <w:rPr>
+        <w:rFonts w:ascii="Times New Roman" w:hAnsi="Times New Roman"/>
         <w:color w:val="000000"/>
       </w:rPr>
       <w:fldChar w:fldCharType="begin"/>
     </w:r>
     <w:r>
       <w:rPr>
+        <w:rFonts w:ascii="Times New Roman" w:hAnsi="Times New Roman"/>
         <w:color w:val="000000"/>
       </w:rPr>
       <w:instrText xml:space="preserve">PAGE</w:instrText>
     </w:r>
     <w:r>
       <w:rPr>
+        <w:rFonts w:ascii="Times New Roman" w:hAnsi="Times New Roman"/>
         <w:color w:val="000000"/>
       </w:rPr>
       <w:fldChar w:fldCharType="separate"/>
     </w:r>
     <w:r>
       <w:rPr>
+        <w:rFonts w:ascii="Times New Roman" w:hAnsi="Times New Roman"/>
         <w:color w:val="000000"/>
       </w:rPr>
       <w:t>1</w:t>
     </w:r>
     <w:r>
       <w:rPr>
+        <w:rFonts w:ascii="Times New Roman" w:hAnsi="Times New Roman"/>
         <w:color w:val="000000"/>
       </w:rPr>
       <w:fldChar w:fldCharType="end"/>
@@ -1813,7 +1779,7 @@
     </w:pPr>
     <w:r>
       <w:rPr>
-        <w:rFonts w:ascii="Cambria" w:hAnsi="Cambria" w:eastAsia="Cambria" w:cs="Cambria"/>
+        <w:rFonts w:ascii="Times New Roman" w:hAnsi="Times New Roman" w:eastAsia="Cambria" w:cs="Cambria"/>
         <w:b/>
         <w:sz w:val="18"/>
         <w:szCs w:val="18"/>
@@ -1825,7 +1791,7 @@
     </w:r>
     <w:r>
       <w:rPr>
-        <w:rFonts w:ascii="Cambria" w:hAnsi="Cambria" w:eastAsia="Cambria" w:cs="Cambria"/>
+        <w:rFonts w:ascii="Times New Roman" w:hAnsi="Times New Roman" w:eastAsia="Cambria" w:cs="Cambria"/>
         <w:b/>
         <w:color w:val="000000"/>
         <w:sz w:val="18"/>
@@ -1842,34 +1808,34 @@
     </w:r>
     <w:r>
       <w:rPr>
-        <w:rFonts w:ascii="Cambria" w:hAnsi="Cambria" w:eastAsia="Cambria" w:cs="Cambria"/>
+        <w:rFonts w:ascii="Times New Roman" w:hAnsi="Times New Roman" w:eastAsia="Cambria" w:cs="Cambria"/>
         <w:b/>
         <w:color w:val="000000"/>
       </w:rPr>
     </w:r>
     <w:r>
       <w:rPr>
-        <w:rFonts w:ascii="Cambria" w:hAnsi="Cambria" w:eastAsia="Cambria" w:cs="Cambria"/>
+        <w:rFonts w:ascii="Times New Roman" w:hAnsi="Times New Roman" w:eastAsia="Cambria" w:cs="Cambria"/>
         <w:b/>
         <w:color w:val="000000"/>
       </w:rPr>
     </w:r>
     <w:r>
       <w:rPr>
-        <w:rFonts w:ascii="Cambria" w:hAnsi="Cambria" w:eastAsia="Cambria" w:cs="Cambria"/>
+        <w:rFonts w:ascii="Times New Roman" w:hAnsi="Times New Roman" w:eastAsia="Cambria" w:cs="Cambria"/>
         <w:b/>
         <w:color w:val="000000"/>
       </w:rPr>
     </w:r>
     <w:r>
       <w:rPr>
-        <w:rFonts w:ascii="Cambria" w:hAnsi="Cambria" w:eastAsia="Cambria" w:cs="Cambria"/>
+        <w:rFonts w:ascii="Times New Roman" w:hAnsi="Times New Roman" w:eastAsia="Cambria" w:cs="Cambria"/>
         <w:b/>
       </w:rPr>
     </w:r>
     <w:r>
       <w:rPr>
-        <w:rFonts w:hint="default" w:ascii="Cambria" w:hAnsi="Cambria" w:eastAsia="Cambria" w:cs="Cambria"/>
+        <w:rFonts w:hint="default" w:ascii="Times New Roman" w:hAnsi="Times New Roman" w:eastAsia="Cambria" w:cs="Cambria"/>
         <w:b/>
         <w:lang w:val="en-IN"/>
       </w:rPr>
